--- a/FSD - Designing a Dynamic Frontend with React/FSD - Designing a Dynamic Frontend with React Day 7 - 13-03-2026.docx
+++ b/FSD - Designing a Dynamic Frontend with React/FSD - Designing a Dynamic Frontend with React Day 7 - 13-03-2026.docx
@@ -19,7 +19,21 @@
         <w:rPr>
           <w:lang w:val="en-US"/>
         </w:rPr>
-        <w:t xml:space="preserve">Interact with Rest API using React JS to do operation like store, delete, update and retrieve. </w:t>
+        <w:t xml:space="preserve">React </w:t>
+      </w:r>
+      <w:proofErr w:type="gramStart"/>
+      <w:r>
+        <w:rPr>
+          <w:lang w:val="en-US"/>
+        </w:rPr>
+        <w:t>Component :</w:t>
+      </w:r>
+      <w:proofErr w:type="gramEnd"/>
+      <w:r>
+        <w:rPr>
+          <w:lang w:val="en-US"/>
+        </w:rPr>
+        <w:t xml:space="preserve"> it contains 2 types of variables </w:t>
       </w:r>
     </w:p>
     <w:p>
@@ -27,7 +41,7 @@
         <w:pStyle w:val="ListParagraph"/>
         <w:numPr>
           <w:ilvl w:val="0"/>
-          <w:numId w:val="9"/>
+          <w:numId w:val="10"/>
         </w:numPr>
         <w:rPr>
           <w:lang w:val="en-US"/>
@@ -37,7 +51,77 @@
         <w:rPr>
           <w:lang w:val="en-US"/>
         </w:rPr>
-        <w:t xml:space="preserve">Using fetch function. </w:t>
+        <w:t xml:space="preserve">State </w:t>
+      </w:r>
+      <w:proofErr w:type="gramStart"/>
+      <w:r>
+        <w:rPr>
+          <w:lang w:val="en-US"/>
+        </w:rPr>
+        <w:t>variables :</w:t>
+      </w:r>
+      <w:proofErr w:type="gramEnd"/>
+      <w:r>
+        <w:rPr>
+          <w:lang w:val="en-US"/>
+        </w:rPr>
+        <w:t xml:space="preserve"> using state </w:t>
+      </w:r>
+      <w:proofErr w:type="gramStart"/>
+      <w:r>
+        <w:rPr>
+          <w:lang w:val="en-US"/>
+        </w:rPr>
+        <w:t>variable</w:t>
+      </w:r>
+      <w:proofErr w:type="gramEnd"/>
+      <w:r>
+        <w:rPr>
+          <w:lang w:val="en-US"/>
+        </w:rPr>
+        <w:t xml:space="preserve"> we can describe its </w:t>
+      </w:r>
+      <w:proofErr w:type="spellStart"/>
+      <w:r>
+        <w:rPr>
+          <w:lang w:val="en-US"/>
+        </w:rPr>
+        <w:t>behaviour</w:t>
+      </w:r>
+      <w:proofErr w:type="spellEnd"/>
+      <w:r>
+        <w:rPr>
+          <w:lang w:val="en-US"/>
+        </w:rPr>
+        <w:t xml:space="preserve">. State variables are local to those </w:t>
+      </w:r>
+      <w:proofErr w:type="gramStart"/>
+      <w:r>
+        <w:rPr>
+          <w:lang w:val="en-US"/>
+        </w:rPr>
+        <w:t>components(</w:t>
+      </w:r>
+      <w:proofErr w:type="gramEnd"/>
+      <w:r>
+        <w:rPr>
+          <w:lang w:val="en-US"/>
+        </w:rPr>
+        <w:t xml:space="preserve">visibility of </w:t>
+      </w:r>
+      <w:proofErr w:type="gramStart"/>
+      <w:r>
+        <w:rPr>
+          <w:lang w:val="en-US"/>
+        </w:rPr>
+        <w:t>those variable</w:t>
+      </w:r>
+      <w:proofErr w:type="gramEnd"/>
+      <w:r>
+        <w:rPr>
+          <w:lang w:val="en-US"/>
+        </w:rPr>
+        <w:t xml:space="preserve"> within that components) </w:t>
       </w:r>
     </w:p>
     <w:p>
@@ -47,91 +131,216 @@
           <w:lang w:val="en-US"/>
         </w:rPr>
       </w:pPr>
+    </w:p>
+    <w:p>
+      <w:pPr>
+        <w:pStyle w:val="ListParagraph"/>
+        <w:rPr>
+          <w:lang w:val="en-US"/>
+        </w:rPr>
+      </w:pPr>
+      <w:r>
+        <w:rPr>
+          <w:lang w:val="en-US"/>
+        </w:rPr>
+        <w:t>&lt;Parent&gt;</w:t>
+      </w:r>
+      <w:r>
+        <w:rPr>
+          <w:lang w:val="en-US"/>
+        </w:rPr>
+        <w:tab/>
+      </w:r>
+      <w:r>
+        <w:rPr>
+          <w:lang w:val="en-US"/>
+        </w:rPr>
+        <w:tab/>
+      </w:r>
+      <w:r>
+        <w:rPr>
+          <w:lang w:val="en-US"/>
+        </w:rPr>
+        <w:tab/>
+      </w:r>
+      <w:r>
+        <w:rPr>
+          <w:lang w:val="en-US"/>
+        </w:rPr>
+        <w:tab/>
+        <w:t xml:space="preserve">admin </w:t>
+      </w:r>
+      <w:r>
+        <w:rPr>
+          <w:lang w:val="en-US"/>
+        </w:rPr>
+        <w:sym w:font="Wingdings" w:char="F0E0"/>
+      </w:r>
+      <w:r>
+        <w:rPr>
+          <w:lang w:val="en-US"/>
+        </w:rPr>
+        <w:t>admin@gmail.com</w:t>
+      </w:r>
+    </w:p>
+    <w:p>
+      <w:pPr>
+        <w:pStyle w:val="ListParagraph"/>
+        <w:rPr>
+          <w:lang w:val="en-US"/>
+        </w:rPr>
+      </w:pPr>
+      <w:r>
+        <w:rPr>
+          <w:lang w:val="en-US"/>
+        </w:rPr>
+        <w:tab/>
+      </w:r>
+      <w:r>
+        <w:rPr>
+          <w:lang w:val="en-US"/>
+        </w:rPr>
+        <w:tab/>
+        <w:t>&lt;Child1&gt;&lt;/Child1&gt;</w:t>
+      </w:r>
+      <w:r>
+        <w:rPr>
+          <w:lang w:val="en-US"/>
+        </w:rPr>
+        <w:tab/>
+        <w:t>user1</w:t>
+      </w:r>
+      <w:r>
+        <w:rPr>
+          <w:lang w:val="en-US"/>
+        </w:rPr>
+        <w:sym w:font="Wingdings" w:char="F0E0"/>
+      </w:r>
+      <w:r>
+        <w:rPr>
+          <w:lang w:val="en-US"/>
+        </w:rPr>
+        <w:t xml:space="preserve">user1@gmail.com </w:t>
+      </w:r>
+    </w:p>
+    <w:p>
+      <w:pPr>
+        <w:pStyle w:val="ListParagraph"/>
+        <w:rPr>
+          <w:lang w:val="en-US"/>
+        </w:rPr>
+      </w:pPr>
+      <w:r>
+        <w:rPr>
+          <w:lang w:val="en-US"/>
+        </w:rPr>
+        <w:tab/>
+      </w:r>
+      <w:r>
+        <w:rPr>
+          <w:lang w:val="en-US"/>
+        </w:rPr>
+        <w:tab/>
+        <w:t>&lt;Child2&gt;&lt;/Child2&gt;</w:t>
+      </w:r>
+      <w:r>
+        <w:rPr>
+          <w:lang w:val="en-US"/>
+        </w:rPr>
+        <w:tab/>
+        <w:t xml:space="preserve">user2 </w:t>
+      </w:r>
+      <w:r>
+        <w:rPr>
+          <w:lang w:val="en-US"/>
+        </w:rPr>
+        <w:sym w:font="Wingdings" w:char="F0E0"/>
+      </w:r>
+      <w:r>
+        <w:rPr>
+          <w:lang w:val="en-US"/>
+        </w:rPr>
+        <w:t xml:space="preserve"> </w:t>
+      </w:r>
+      <w:hyperlink r:id="rId5" w:history="1">
+        <w:r>
+          <w:rPr>
+            <w:rStyle w:val="Hyperlink"/>
+            <w:lang w:val="en-US"/>
+          </w:rPr>
+          <w:t>user2@gmail.com</w:t>
+        </w:r>
+      </w:hyperlink>
+      <w:r>
+        <w:rPr>
+          <w:lang w:val="en-US"/>
+        </w:rPr>
+        <w:t xml:space="preserve"> </w:t>
+      </w:r>
+    </w:p>
+    <w:p>
+      <w:pPr>
+        <w:pStyle w:val="ListParagraph"/>
+        <w:rPr>
+          <w:lang w:val="en-US"/>
+        </w:rPr>
+      </w:pPr>
+      <w:r>
+        <w:rPr>
+          <w:lang w:val="en-US"/>
+        </w:rPr>
+        <w:t>&lt;/Parent&gt;</w:t>
+      </w:r>
+    </w:p>
+    <w:p>
+      <w:pPr>
+        <w:pStyle w:val="ListParagraph"/>
+        <w:rPr>
+          <w:lang w:val="en-US"/>
+        </w:rPr>
+      </w:pPr>
+    </w:p>
+    <w:p>
+      <w:pPr>
+        <w:pStyle w:val="ListParagraph"/>
+        <w:rPr>
+          <w:lang w:val="en-US"/>
+        </w:rPr>
+      </w:pPr>
+      <w:r>
+        <w:rPr>
+          <w:lang w:val="en-US"/>
+        </w:rPr>
+        <w:t xml:space="preserve">Component </w:t>
+      </w:r>
       <w:proofErr w:type="gramStart"/>
       <w:r>
         <w:rPr>
           <w:lang w:val="en-US"/>
         </w:rPr>
-        <w:t>fetch(</w:t>
+        <w:t>communication :</w:t>
       </w:r>
       <w:proofErr w:type="gramEnd"/>
       <w:r>
         <w:rPr>
           <w:lang w:val="en-US"/>
         </w:rPr>
-        <w:t>URL</w:t>
+        <w:t xml:space="preserve"> sharing </w:t>
       </w:r>
       <w:proofErr w:type="gramStart"/>
       <w:r>
         <w:rPr>
           <w:lang w:val="en-US"/>
         </w:rPr>
-        <w:t>).</w:t>
-      </w:r>
-      <w:r>
-        <w:rPr>
-          <w:highlight w:val="yellow"/>
-          <w:lang w:val="en-US"/>
-        </w:rPr>
-        <w:t>then</w:t>
+        <w:t>the data</w:t>
       </w:r>
       <w:proofErr w:type="gramEnd"/>
       <w:r>
         <w:rPr>
           <w:lang w:val="en-US"/>
         </w:rPr>
-        <w:t>(response=&gt;</w:t>
-      </w:r>
-      <w:proofErr w:type="gramStart"/>
-      <w:r>
-        <w:rPr>
-          <w:lang w:val="en-US"/>
-        </w:rPr>
-        <w:t>response.json</w:t>
-      </w:r>
-      <w:proofErr w:type="gramEnd"/>
-      <w:r>
-        <w:rPr>
-          <w:lang w:val="en-US"/>
-        </w:rPr>
-        <w:t>()</w:t>
-      </w:r>
-      <w:proofErr w:type="gramStart"/>
-      <w:r>
-        <w:rPr>
-          <w:lang w:val="en-US"/>
-        </w:rPr>
-        <w:t>).then</w:t>
-      </w:r>
-      <w:proofErr w:type="gramEnd"/>
-      <w:r>
-        <w:rPr>
-          <w:lang w:val="en-US"/>
-        </w:rPr>
-        <w:t>(result=&gt;console.log(result)</w:t>
-      </w:r>
-      <w:proofErr w:type="gramStart"/>
-      <w:r>
-        <w:rPr>
-          <w:lang w:val="en-US"/>
-        </w:rPr>
-        <w:t>).catch</w:t>
-      </w:r>
-      <w:proofErr w:type="gramEnd"/>
-      <w:r>
-        <w:rPr>
-          <w:lang w:val="en-US"/>
-        </w:rPr>
-        <w:t>(error=&gt;console.log(error)</w:t>
-      </w:r>
-      <w:proofErr w:type="gramStart"/>
-      <w:r>
-        <w:rPr>
-          <w:lang w:val="en-US"/>
-        </w:rPr>
-        <w:t>);</w:t>
-      </w:r>
-      <w:proofErr w:type="gramEnd"/>
+        <w:t xml:space="preserve"> </w:t>
+      </w:r>
     </w:p>
     <w:p>
       <w:pPr>
@@ -146,7 +355,7 @@
         <w:pStyle w:val="ListParagraph"/>
         <w:numPr>
           <w:ilvl w:val="0"/>
-          <w:numId w:val="9"/>
+          <w:numId w:val="10"/>
         </w:numPr>
         <w:rPr>
           <w:lang w:val="en-US"/>
@@ -156,236 +365,265 @@
         <w:rPr>
           <w:lang w:val="en-US"/>
         </w:rPr>
-        <w:t xml:space="preserve">Using </w:t>
-      </w:r>
-      <w:proofErr w:type="spellStart"/>
-      <w:r>
-        <w:rPr>
-          <w:lang w:val="en-US"/>
-        </w:rPr>
-        <w:t>axios</w:t>
-      </w:r>
-      <w:proofErr w:type="spellEnd"/>
-      <w:r>
-        <w:rPr>
-          <w:lang w:val="en-US"/>
-        </w:rPr>
-        <w:t xml:space="preserve"> third party library </w:t>
+        <w:t xml:space="preserve">Props </w:t>
+      </w:r>
+      <w:proofErr w:type="gramStart"/>
+      <w:r>
+        <w:rPr>
+          <w:lang w:val="en-US"/>
+        </w:rPr>
+        <w:t xml:space="preserve">variables </w:t>
+      </w:r>
+      <w:r>
+        <w:rPr>
+          <w:lang w:val="en-US"/>
+        </w:rPr>
+        <w:t>:</w:t>
+      </w:r>
+      <w:proofErr w:type="gramEnd"/>
+      <w:r>
+        <w:rPr>
+          <w:lang w:val="en-US"/>
+        </w:rPr>
+        <w:t xml:space="preserve"> props </w:t>
+      </w:r>
+      <w:proofErr w:type="gramStart"/>
+      <w:r>
+        <w:rPr>
+          <w:lang w:val="en-US"/>
+        </w:rPr>
+        <w:t>is</w:t>
+      </w:r>
+      <w:proofErr w:type="gramEnd"/>
+      <w:r>
+        <w:rPr>
+          <w:lang w:val="en-US"/>
+        </w:rPr>
+        <w:t xml:space="preserve"> </w:t>
+      </w:r>
+      <w:proofErr w:type="gramStart"/>
+      <w:r>
+        <w:rPr>
+          <w:lang w:val="en-US"/>
+        </w:rPr>
+        <w:t>use</w:t>
+      </w:r>
+      <w:proofErr w:type="gramEnd"/>
+      <w:r>
+        <w:rPr>
+          <w:lang w:val="en-US"/>
+        </w:rPr>
+        <w:t xml:space="preserve"> to share the data between one component to another </w:t>
+      </w:r>
+      <w:proofErr w:type="gramStart"/>
+      <w:r>
+        <w:rPr>
+          <w:lang w:val="en-US"/>
+        </w:rPr>
+        <w:t>components</w:t>
+      </w:r>
+      <w:proofErr w:type="gramEnd"/>
+      <w:r>
+        <w:rPr>
+          <w:lang w:val="en-US"/>
+        </w:rPr>
+        <w:t xml:space="preserve">. Props </w:t>
+      </w:r>
+      <w:proofErr w:type="gramStart"/>
+      <w:r>
+        <w:rPr>
+          <w:lang w:val="en-US"/>
+        </w:rPr>
+        <w:t>is</w:t>
+      </w:r>
+      <w:proofErr w:type="gramEnd"/>
+      <w:r>
+        <w:rPr>
+          <w:lang w:val="en-US"/>
+        </w:rPr>
+        <w:t xml:space="preserve"> known as immutable </w:t>
+      </w:r>
+      <w:proofErr w:type="gramStart"/>
+      <w:r>
+        <w:rPr>
+          <w:lang w:val="en-US"/>
+        </w:rPr>
+        <w:t>variables(</w:t>
+      </w:r>
+      <w:proofErr w:type="gramEnd"/>
+      <w:r>
+        <w:rPr>
+          <w:lang w:val="en-US"/>
+        </w:rPr>
+        <w:t xml:space="preserve">can’t change the value). </w:t>
       </w:r>
     </w:p>
     <w:p>
       <w:pPr>
         <w:pStyle w:val="ListParagraph"/>
-        <w:rPr>
-          <w:lang w:val="en-US"/>
-        </w:rPr>
-      </w:pPr>
-      <w:r>
-        <w:rPr>
-          <w:lang w:val="en-US"/>
-        </w:rPr>
-        <w:t xml:space="preserve">Axios is a </w:t>
-      </w:r>
-      <w:proofErr w:type="gramStart"/>
-      <w:r>
-        <w:rPr>
-          <w:lang w:val="en-US"/>
-        </w:rPr>
-        <w:t>third party</w:t>
-      </w:r>
-      <w:proofErr w:type="gramEnd"/>
-      <w:r>
-        <w:rPr>
-          <w:lang w:val="en-US"/>
-        </w:rPr>
-        <w:t xml:space="preserve"> library which internally </w:t>
-      </w:r>
-      <w:proofErr w:type="gramStart"/>
-      <w:r>
-        <w:rPr>
-          <w:lang w:val="en-US"/>
-        </w:rPr>
-        <w:t>use</w:t>
-      </w:r>
-      <w:proofErr w:type="gramEnd"/>
+        <w:numPr>
+          <w:ilvl w:val="0"/>
+          <w:numId w:val="11"/>
+        </w:numPr>
+        <w:rPr>
+          <w:lang w:val="en-US"/>
+        </w:rPr>
+      </w:pPr>
+      <w:r>
+        <w:rPr>
+          <w:highlight w:val="yellow"/>
+          <w:lang w:val="en-US"/>
+        </w:rPr>
+        <w:t xml:space="preserve">Parent to child1 </w:t>
+      </w:r>
+      <w:r>
+        <w:rPr>
+          <w:highlight w:val="yellow"/>
+          <w:lang w:val="en-US"/>
+        </w:rPr>
+        <w:sym w:font="Wingdings" w:char="F0E0"/>
+      </w:r>
+      <w:r>
+        <w:rPr>
+          <w:highlight w:val="yellow"/>
+          <w:lang w:val="en-US"/>
+        </w:rPr>
+        <w:t xml:space="preserve"> props</w:t>
+      </w:r>
       <w:r>
         <w:rPr>
           <w:lang w:val="en-US"/>
         </w:rPr>
         <w:t xml:space="preserve"> </w:t>
-      </w:r>
-      <w:proofErr w:type="gramStart"/>
-      <w:r>
-        <w:rPr>
-          <w:lang w:val="en-US"/>
-        </w:rPr>
-        <w:t>fetch(</w:t>
-      </w:r>
-      <w:proofErr w:type="gramEnd"/>
-      <w:r>
-        <w:rPr>
-          <w:lang w:val="en-US"/>
-        </w:rPr>
-        <w:t xml:space="preserve">) concept. Which provided extra features as provide method like get, post, put, patch and delete. </w:t>
       </w:r>
     </w:p>
     <w:p>
       <w:pPr>
         <w:pStyle w:val="ListParagraph"/>
-        <w:rPr>
-          <w:lang w:val="en-US"/>
-        </w:rPr>
-      </w:pPr>
-      <w:r>
-        <w:rPr>
-          <w:lang w:val="en-US"/>
-        </w:rPr>
-        <w:t xml:space="preserve">It </w:t>
+        <w:numPr>
+          <w:ilvl w:val="0"/>
+          <w:numId w:val="11"/>
+        </w:numPr>
+        <w:rPr>
+          <w:lang w:val="en-US"/>
+        </w:rPr>
+      </w:pPr>
+      <w:r>
+        <w:rPr>
+          <w:lang w:val="en-US"/>
+        </w:rPr>
+        <w:t>Child1</w:t>
+      </w:r>
+      <w:r>
+        <w:rPr>
+          <w:lang w:val="en-US"/>
+        </w:rPr>
+        <w:t xml:space="preserve"> </w:t>
+      </w:r>
+      <w:r>
+        <w:rPr>
+          <w:lang w:val="en-US"/>
+        </w:rPr>
+        <w:t xml:space="preserve">to </w:t>
       </w:r>
       <w:proofErr w:type="gramStart"/>
       <w:r>
         <w:rPr>
           <w:lang w:val="en-US"/>
         </w:rPr>
-        <w:t>handle</w:t>
+        <w:t>parent</w:t>
       </w:r>
       <w:proofErr w:type="gramEnd"/>
       <w:r>
         <w:rPr>
           <w:lang w:val="en-US"/>
         </w:rPr>
-        <w:t xml:space="preserve"> </w:t>
-      </w:r>
-      <w:proofErr w:type="gramStart"/>
-      <w:r>
-        <w:rPr>
-          <w:lang w:val="en-US"/>
-        </w:rPr>
-        <w:t>error</w:t>
-      </w:r>
-      <w:proofErr w:type="gramEnd"/>
-      <w:r>
-        <w:rPr>
-          <w:lang w:val="en-US"/>
-        </w:rPr>
-        <w:t xml:space="preserve"> in proper way. </w:t>
+        <w:t xml:space="preserve"> :-&gt; props with callback.  </w:t>
       </w:r>
     </w:p>
     <w:p>
       <w:pPr>
         <w:pStyle w:val="ListParagraph"/>
-        <w:rPr>
-          <w:lang w:val="en-US"/>
-        </w:rPr>
-      </w:pPr>
-      <w:proofErr w:type="spellStart"/>
-      <w:r>
-        <w:rPr>
-          <w:lang w:val="en-US"/>
-        </w:rPr>
-        <w:t>Npm</w:t>
-      </w:r>
-      <w:proofErr w:type="spellEnd"/>
-      <w:r>
-        <w:rPr>
-          <w:lang w:val="en-US"/>
-        </w:rPr>
-        <w:t xml:space="preserve"> </w:t>
-      </w:r>
-      <w:proofErr w:type="spellStart"/>
-      <w:r>
-        <w:rPr>
-          <w:lang w:val="en-US"/>
-        </w:rPr>
-        <w:t>inistall</w:t>
-      </w:r>
-      <w:proofErr w:type="spellEnd"/>
-      <w:r>
-        <w:rPr>
-          <w:lang w:val="en-US"/>
-        </w:rPr>
-        <w:t xml:space="preserve"> </w:t>
-      </w:r>
-      <w:proofErr w:type="spellStart"/>
-      <w:r>
-        <w:rPr>
-          <w:lang w:val="en-US"/>
-        </w:rPr>
-        <w:t>axios</w:t>
-      </w:r>
-      <w:proofErr w:type="spellEnd"/>
-      <w:r>
-        <w:rPr>
-          <w:lang w:val="en-US"/>
-        </w:rPr>
-        <w:t xml:space="preserve"> </w:t>
+        <w:numPr>
+          <w:ilvl w:val="0"/>
+          <w:numId w:val="11"/>
+        </w:numPr>
+        <w:rPr>
+          <w:lang w:val="en-US"/>
+        </w:rPr>
+      </w:pPr>
+      <w:r>
+        <w:rPr>
+          <w:lang w:val="en-US"/>
+        </w:rPr>
+        <w:t>Sibling (Child1 to Child2 or vise-versa</w:t>
+      </w:r>
+      <w:proofErr w:type="gramStart"/>
+      <w:r>
+        <w:rPr>
+          <w:lang w:val="en-US"/>
+        </w:rPr>
+        <w:t>) :</w:t>
+      </w:r>
+      <w:proofErr w:type="gramEnd"/>
+      <w:r>
+        <w:rPr>
+          <w:lang w:val="en-US"/>
+        </w:rPr>
+        <w:t xml:space="preserve"> child1 </w:t>
+      </w:r>
+      <w:proofErr w:type="gramStart"/>
+      <w:r>
+        <w:rPr>
+          <w:lang w:val="en-US"/>
+        </w:rPr>
+        <w:t>need</w:t>
+      </w:r>
+      <w:proofErr w:type="gramEnd"/>
+      <w:r>
+        <w:rPr>
+          <w:lang w:val="en-US"/>
+        </w:rPr>
+        <w:t xml:space="preserve"> to pass the value to </w:t>
+      </w:r>
+      <w:proofErr w:type="gramStart"/>
+      <w:r>
+        <w:rPr>
+          <w:lang w:val="en-US"/>
+        </w:rPr>
+        <w:t>parent</w:t>
+      </w:r>
+      <w:proofErr w:type="gramEnd"/>
+      <w:r>
+        <w:rPr>
+          <w:lang w:val="en-US"/>
+        </w:rPr>
+        <w:t xml:space="preserve"> using props with callback and </w:t>
+      </w:r>
+      <w:proofErr w:type="gramStart"/>
+      <w:r>
+        <w:rPr>
+          <w:lang w:val="en-US"/>
+        </w:rPr>
+        <w:t>parent</w:t>
+      </w:r>
+      <w:proofErr w:type="gramEnd"/>
+      <w:r>
+        <w:rPr>
+          <w:lang w:val="en-US"/>
+        </w:rPr>
+        <w:t xml:space="preserve"> will pass the value to child2 using props. </w:t>
       </w:r>
     </w:p>
     <w:p>
       <w:pPr>
-        <w:pStyle w:val="ListParagraph"/>
-        <w:rPr>
-          <w:lang w:val="en-US"/>
-        </w:rPr>
-      </w:pPr>
-      <w:r>
-        <w:rPr>
-          <w:lang w:val="en-US"/>
-        </w:rPr>
-        <w:t>axios.</w:t>
-      </w:r>
-      <w:r>
-        <w:rPr>
-          <w:highlight w:val="yellow"/>
-          <w:lang w:val="en-US"/>
-        </w:rPr>
-        <w:t>get</w:t>
-      </w:r>
-      <w:r>
-        <w:rPr>
-          <w:lang w:val="en-US"/>
-        </w:rPr>
-        <w:t>(url</w:t>
-      </w:r>
-      <w:proofErr w:type="gramStart"/>
-      <w:r>
-        <w:rPr>
-          <w:lang w:val="en-US"/>
-        </w:rPr>
-        <w:t>).then</w:t>
-      </w:r>
-      <w:proofErr w:type="gramEnd"/>
-      <w:r>
-        <w:rPr>
-          <w:lang w:val="en-US"/>
-        </w:rPr>
-        <w:t>(result=&gt;console.log(result)</w:t>
-      </w:r>
-      <w:proofErr w:type="gramStart"/>
-      <w:r>
-        <w:rPr>
-          <w:lang w:val="en-US"/>
-        </w:rPr>
-        <w:t>).catch</w:t>
-      </w:r>
-      <w:proofErr w:type="gramEnd"/>
-      <w:r>
-        <w:rPr>
-          <w:lang w:val="en-US"/>
-        </w:rPr>
-        <w:t>(error=&gt;console.log(error))</w:t>
-      </w:r>
+        <w:rPr>
+          <w:lang w:val="en-US"/>
+        </w:rPr>
+      </w:pPr>
     </w:p>
     <w:p>
       <w:pPr>
-        <w:pStyle w:val="ListParagraph"/>
-        <w:rPr>
-          <w:lang w:val="en-US"/>
-        </w:rPr>
-      </w:pPr>
-    </w:p>
-    <w:p>
-      <w:pPr>
         <w:rPr>
           <w:lang w:val="en-US"/>
         </w:rPr>
@@ -416,657 +654,7 @@
         <w:rPr>
           <w:lang w:val="en-US"/>
         </w:rPr>
-        <w:t xml:space="preserve"> react-</w:t>
-      </w:r>
-      <w:proofErr w:type="spellStart"/>
-      <w:r>
-        <w:rPr>
-          <w:lang w:val="en-US"/>
-        </w:rPr>
-        <w:t>pms</w:t>
-      </w:r>
-      <w:proofErr w:type="spellEnd"/>
-      <w:r>
-        <w:rPr>
-          <w:lang w:val="en-US"/>
-        </w:rPr>
-        <w:t>-with-</w:t>
-      </w:r>
-      <w:proofErr w:type="spellStart"/>
-      <w:r>
-        <w:rPr>
-          <w:lang w:val="en-US"/>
-        </w:rPr>
-        <w:t>axios</w:t>
-      </w:r>
-      <w:proofErr w:type="spellEnd"/>
-      <w:r>
-        <w:rPr>
-          <w:lang w:val="en-US"/>
-        </w:rPr>
-        <w:t xml:space="preserve"> </w:t>
-      </w:r>
-    </w:p>
-    <w:p>
-      <w:pPr>
-        <w:rPr>
-          <w:lang w:val="en-US"/>
-        </w:rPr>
-      </w:pPr>
-      <w:r>
-        <w:rPr>
-          <w:lang w:val="en-US"/>
-        </w:rPr>
-        <w:t xml:space="preserve">react </w:t>
-      </w:r>
-      <w:proofErr w:type="spellStart"/>
-      <w:r>
-        <w:rPr>
-          <w:lang w:val="en-US"/>
-        </w:rPr>
-        <w:t>js</w:t>
-      </w:r>
-      <w:proofErr w:type="spellEnd"/>
-      <w:r>
-        <w:rPr>
-          <w:lang w:val="en-US"/>
-        </w:rPr>
-        <w:t xml:space="preserve"> </w:t>
-      </w:r>
-    </w:p>
-    <w:p>
-      <w:pPr>
-        <w:rPr>
-          <w:lang w:val="en-US"/>
-        </w:rPr>
-      </w:pPr>
-      <w:proofErr w:type="spellStart"/>
-      <w:r>
-        <w:rPr>
-          <w:lang w:val="en-US"/>
-        </w:rPr>
-        <w:t>js</w:t>
-      </w:r>
-      <w:proofErr w:type="spellEnd"/>
-      <w:r>
-        <w:rPr>
-          <w:lang w:val="en-US"/>
-        </w:rPr>
-        <w:t xml:space="preserve"> </w:t>
-      </w:r>
-    </w:p>
-    <w:p>
-      <w:pPr>
-        <w:rPr>
-          <w:lang w:val="en-US"/>
-        </w:rPr>
-      </w:pPr>
-      <w:r>
-        <w:rPr>
-          <w:lang w:val="en-US"/>
-        </w:rPr>
-        <w:t>cd react-</w:t>
-      </w:r>
-      <w:proofErr w:type="spellStart"/>
-      <w:r>
-        <w:rPr>
-          <w:lang w:val="en-US"/>
-        </w:rPr>
-        <w:t>pms</w:t>
-      </w:r>
-      <w:proofErr w:type="spellEnd"/>
-      <w:r>
-        <w:rPr>
-          <w:lang w:val="en-US"/>
-        </w:rPr>
-        <w:t>-with-</w:t>
-      </w:r>
-      <w:proofErr w:type="spellStart"/>
-      <w:r>
-        <w:rPr>
-          <w:lang w:val="en-US"/>
-        </w:rPr>
-        <w:t>axios</w:t>
-      </w:r>
-      <w:proofErr w:type="spellEnd"/>
-      <w:r>
-        <w:rPr>
-          <w:lang w:val="en-US"/>
-        </w:rPr>
-        <w:t xml:space="preserve"> </w:t>
-      </w:r>
-    </w:p>
-    <w:p>
-      <w:pPr>
-        <w:rPr>
-          <w:lang w:val="en-US"/>
-        </w:rPr>
-      </w:pPr>
-      <w:proofErr w:type="spellStart"/>
-      <w:r>
-        <w:rPr>
-          <w:lang w:val="en-US"/>
-        </w:rPr>
-        <w:t>npm</w:t>
-      </w:r>
-      <w:proofErr w:type="spellEnd"/>
-      <w:r>
-        <w:rPr>
-          <w:lang w:val="en-US"/>
-        </w:rPr>
-        <w:t xml:space="preserve"> install </w:t>
-      </w:r>
-    </w:p>
-    <w:p>
-      <w:pPr>
-        <w:rPr>
-          <w:lang w:val="en-US"/>
-        </w:rPr>
-      </w:pPr>
-      <w:proofErr w:type="spellStart"/>
-      <w:r>
-        <w:rPr>
-          <w:highlight w:val="yellow"/>
-          <w:lang w:val="en-US"/>
-        </w:rPr>
-        <w:t>npm</w:t>
-      </w:r>
-      <w:proofErr w:type="spellEnd"/>
-      <w:r>
-        <w:rPr>
-          <w:highlight w:val="yellow"/>
-          <w:lang w:val="en-US"/>
-        </w:rPr>
-        <w:t xml:space="preserve"> install </w:t>
-      </w:r>
-      <w:proofErr w:type="spellStart"/>
-      <w:r>
-        <w:rPr>
-          <w:highlight w:val="yellow"/>
-          <w:lang w:val="en-US"/>
-        </w:rPr>
-        <w:t>axios</w:t>
-      </w:r>
-      <w:proofErr w:type="spellEnd"/>
-      <w:r>
-        <w:rPr>
-          <w:lang w:val="en-US"/>
-        </w:rPr>
-        <w:t xml:space="preserve"> </w:t>
-      </w:r>
-    </w:p>
-    <w:p>
-      <w:pPr>
-        <w:rPr>
-          <w:lang w:val="en-US"/>
-        </w:rPr>
-      </w:pPr>
-    </w:p>
-    <w:p>
-      <w:pPr>
-        <w:rPr>
-          <w:lang w:val="en-US"/>
-        </w:rPr>
-      </w:pPr>
-      <w:r>
-        <w:rPr>
-          <w:lang w:val="en-US"/>
-        </w:rPr>
-        <w:t xml:space="preserve"> </w:t>
-      </w:r>
-      <w:proofErr w:type="spellStart"/>
-      <w:proofErr w:type="gramStart"/>
-      <w:r>
-        <w:rPr>
-          <w:highlight w:val="yellow"/>
-          <w:lang w:val="en-US"/>
-        </w:rPr>
-        <w:t>useEffect</w:t>
-      </w:r>
-      <w:proofErr w:type="spellEnd"/>
-      <w:r>
-        <w:rPr>
-          <w:highlight w:val="yellow"/>
-          <w:lang w:val="en-US"/>
-        </w:rPr>
-        <w:t>(</w:t>
-      </w:r>
-      <w:proofErr w:type="gramEnd"/>
-      <w:r>
-        <w:rPr>
-          <w:highlight w:val="yellow"/>
-          <w:lang w:val="en-US"/>
-        </w:rPr>
-        <w:t>):</w:t>
-      </w:r>
-      <w:r>
-        <w:rPr>
-          <w:lang w:val="en-US"/>
-        </w:rPr>
-        <w:t xml:space="preserve"> </w:t>
-      </w:r>
-      <w:proofErr w:type="spellStart"/>
-      <w:proofErr w:type="gramStart"/>
-      <w:r>
-        <w:rPr>
-          <w:lang w:val="en-US"/>
-        </w:rPr>
-        <w:t>useEffect</w:t>
-      </w:r>
-      <w:proofErr w:type="spellEnd"/>
-      <w:r>
-        <w:rPr>
-          <w:lang w:val="en-US"/>
-        </w:rPr>
-        <w:t>(</w:t>
-      </w:r>
-      <w:proofErr w:type="gramEnd"/>
-      <w:r>
-        <w:rPr>
-          <w:lang w:val="en-US"/>
-        </w:rPr>
-        <w:t xml:space="preserve">) is another hook which </w:t>
-      </w:r>
-      <w:proofErr w:type="gramStart"/>
-      <w:r>
-        <w:rPr>
-          <w:lang w:val="en-US"/>
-        </w:rPr>
-        <w:t>help</w:t>
-      </w:r>
-      <w:proofErr w:type="gramEnd"/>
-      <w:r>
-        <w:rPr>
-          <w:lang w:val="en-US"/>
-        </w:rPr>
-        <w:t xml:space="preserve"> to do side </w:t>
-      </w:r>
-      <w:proofErr w:type="gramStart"/>
-      <w:r>
-        <w:rPr>
-          <w:lang w:val="en-US"/>
-        </w:rPr>
-        <w:t>effect</w:t>
-      </w:r>
-      <w:proofErr w:type="gramEnd"/>
-      <w:r>
-        <w:rPr>
-          <w:lang w:val="en-US"/>
-        </w:rPr>
-        <w:t xml:space="preserve"> of the components. </w:t>
-      </w:r>
-    </w:p>
-    <w:p>
-      <w:pPr>
-        <w:rPr>
-          <w:lang w:val="en-US"/>
-        </w:rPr>
-      </w:pPr>
-      <w:proofErr w:type="spellStart"/>
-      <w:r>
-        <w:rPr>
-          <w:lang w:val="en-US"/>
-        </w:rPr>
-        <w:t>useEffect</w:t>
-      </w:r>
-      <w:proofErr w:type="spellEnd"/>
-      <w:r>
-        <w:rPr>
-          <w:lang w:val="en-US"/>
-        </w:rPr>
-        <w:t xml:space="preserve"> is replacement of life cycle function of class components. </w:t>
-      </w:r>
-    </w:p>
-    <w:p>
-      <w:pPr>
-        <w:rPr>
-          <w:lang w:val="en-US"/>
-        </w:rPr>
-      </w:pPr>
-      <w:r>
-        <w:rPr>
-          <w:lang w:val="en-US"/>
-        </w:rPr>
-        <w:t xml:space="preserve">Syntax </w:t>
-      </w:r>
-    </w:p>
-    <w:p>
-      <w:pPr>
-        <w:rPr>
-          <w:lang w:val="en-US"/>
-        </w:rPr>
-      </w:pPr>
-      <w:proofErr w:type="spellStart"/>
-      <w:r>
-        <w:rPr>
-          <w:lang w:val="en-US"/>
-        </w:rPr>
-        <w:t>useEffect</w:t>
-      </w:r>
-      <w:proofErr w:type="spellEnd"/>
-      <w:r>
-        <w:rPr>
-          <w:lang w:val="en-US"/>
-        </w:rPr>
-        <w:t>(</w:t>
-      </w:r>
-      <w:proofErr w:type="gramStart"/>
-      <w:r>
-        <w:rPr>
-          <w:lang w:val="en-US"/>
-        </w:rPr>
-        <w:t>callback,[</w:t>
-      </w:r>
-      <w:proofErr w:type="gramEnd"/>
-      <w:r>
-        <w:rPr>
-          <w:lang w:val="en-US"/>
-        </w:rPr>
-        <w:t>dependencies]</w:t>
-      </w:r>
-      <w:proofErr w:type="gramStart"/>
-      <w:r>
-        <w:rPr>
-          <w:lang w:val="en-US"/>
-        </w:rPr>
-        <w:t>);</w:t>
-      </w:r>
-      <w:proofErr w:type="gramEnd"/>
-    </w:p>
-    <w:p>
-      <w:pPr>
-        <w:rPr>
-          <w:lang w:val="en-US"/>
-        </w:rPr>
-      </w:pPr>
-      <w:r>
-        <w:rPr>
-          <w:lang w:val="en-US"/>
-        </w:rPr>
-        <w:t>1</w:t>
-      </w:r>
-      <w:r>
-        <w:rPr>
-          <w:vertAlign w:val="superscript"/>
-          <w:lang w:val="en-US"/>
-        </w:rPr>
-        <w:t>st</w:t>
-      </w:r>
-      <w:r>
-        <w:rPr>
-          <w:lang w:val="en-US"/>
-        </w:rPr>
-        <w:t xml:space="preserve"> option </w:t>
-      </w:r>
-    </w:p>
-    <w:p>
-      <w:pPr>
-        <w:rPr>
-          <w:lang w:val="en-US"/>
-        </w:rPr>
-      </w:pPr>
-      <w:proofErr w:type="spellStart"/>
-      <w:r>
-        <w:rPr>
-          <w:highlight w:val="yellow"/>
-          <w:lang w:val="en-US"/>
-        </w:rPr>
-        <w:t>useEffect</w:t>
-      </w:r>
-      <w:proofErr w:type="spellEnd"/>
-      <w:r>
-        <w:rPr>
-          <w:highlight w:val="yellow"/>
-          <w:lang w:val="en-US"/>
-        </w:rPr>
-        <w:t>(callback)</w:t>
-      </w:r>
-      <w:r>
-        <w:rPr>
-          <w:lang w:val="en-US"/>
-        </w:rPr>
-        <w:t xml:space="preserve"> without dependencies. </w:t>
-      </w:r>
-    </w:p>
-    <w:p>
-      <w:pPr>
-        <w:rPr>
-          <w:lang w:val="en-US"/>
-        </w:rPr>
-      </w:pPr>
-      <w:r>
-        <w:rPr>
-          <w:lang w:val="en-US"/>
-        </w:rPr>
-        <w:t xml:space="preserve">It </w:t>
-      </w:r>
-      <w:proofErr w:type="gramStart"/>
-      <w:r>
-        <w:rPr>
-          <w:lang w:val="en-US"/>
-        </w:rPr>
-        <w:t>call</w:t>
-      </w:r>
-      <w:proofErr w:type="gramEnd"/>
-      <w:r>
-        <w:rPr>
-          <w:lang w:val="en-US"/>
-        </w:rPr>
-        <w:t xml:space="preserve"> first time when </w:t>
-      </w:r>
-      <w:proofErr w:type="gramStart"/>
-      <w:r>
-        <w:rPr>
-          <w:lang w:val="en-US"/>
-        </w:rPr>
-        <w:t>component</w:t>
-      </w:r>
-      <w:proofErr w:type="gramEnd"/>
-      <w:r>
-        <w:rPr>
-          <w:lang w:val="en-US"/>
-        </w:rPr>
-        <w:t xml:space="preserve"> get loaded and </w:t>
-      </w:r>
-      <w:proofErr w:type="gramStart"/>
-      <w:r>
-        <w:rPr>
-          <w:lang w:val="en-US"/>
-        </w:rPr>
-        <w:t>whenever</w:t>
-      </w:r>
-      <w:proofErr w:type="gramEnd"/>
-      <w:r>
-        <w:rPr>
-          <w:lang w:val="en-US"/>
-        </w:rPr>
-        <w:t xml:space="preserve"> re-render or load the page </w:t>
-      </w:r>
-      <w:proofErr w:type="gramStart"/>
-      <w:r>
-        <w:rPr>
-          <w:lang w:val="en-US"/>
-        </w:rPr>
-        <w:t>it</w:t>
-      </w:r>
-      <w:proofErr w:type="gramEnd"/>
-      <w:r>
-        <w:rPr>
-          <w:lang w:val="en-US"/>
-        </w:rPr>
-        <w:t xml:space="preserve"> </w:t>
-      </w:r>
-      <w:proofErr w:type="gramStart"/>
-      <w:r>
-        <w:rPr>
-          <w:lang w:val="en-US"/>
-        </w:rPr>
-        <w:t>call</w:t>
-      </w:r>
-      <w:proofErr w:type="gramEnd"/>
-      <w:r>
-        <w:rPr>
-          <w:lang w:val="en-US"/>
-        </w:rPr>
-        <w:t xml:space="preserve"> once again. </w:t>
-      </w:r>
-    </w:p>
-    <w:p>
-      <w:pPr>
-        <w:rPr>
-          <w:lang w:val="en-US"/>
-        </w:rPr>
-      </w:pPr>
-      <w:r>
-        <w:rPr>
-          <w:lang w:val="en-US"/>
-        </w:rPr>
-        <w:t>2</w:t>
-      </w:r>
-      <w:r>
-        <w:rPr>
-          <w:vertAlign w:val="superscript"/>
-          <w:lang w:val="en-US"/>
-        </w:rPr>
-        <w:t>nd</w:t>
-      </w:r>
-      <w:r>
-        <w:rPr>
-          <w:lang w:val="en-US"/>
-        </w:rPr>
-        <w:t xml:space="preserve"> option </w:t>
-      </w:r>
-    </w:p>
-    <w:p>
-      <w:pPr>
-        <w:rPr>
-          <w:lang w:val="en-US"/>
-        </w:rPr>
-      </w:pPr>
-      <w:proofErr w:type="spellStart"/>
-      <w:r>
-        <w:rPr>
-          <w:lang w:val="en-US"/>
-        </w:rPr>
-        <w:t>useEffect</w:t>
-      </w:r>
-      <w:proofErr w:type="spellEnd"/>
-      <w:r>
-        <w:rPr>
-          <w:lang w:val="en-US"/>
-        </w:rPr>
-        <w:t>(</w:t>
-      </w:r>
-      <w:proofErr w:type="gramStart"/>
-      <w:r>
-        <w:rPr>
-          <w:lang w:val="en-US"/>
-        </w:rPr>
-        <w:t>callback,[</w:t>
-      </w:r>
-      <w:proofErr w:type="gramEnd"/>
-      <w:r>
-        <w:rPr>
-          <w:lang w:val="en-US"/>
-        </w:rPr>
-        <w:t>]);</w:t>
-      </w:r>
-      <w:r>
-        <w:rPr>
-          <w:lang w:val="en-US"/>
-        </w:rPr>
-        <w:tab/>
-        <w:t>empty array without dependencies</w:t>
-      </w:r>
-    </w:p>
-    <w:p>
-      <w:pPr>
-        <w:rPr>
-          <w:lang w:val="en-US"/>
-        </w:rPr>
-      </w:pPr>
-      <w:r>
-        <w:rPr>
-          <w:lang w:val="en-US"/>
-        </w:rPr>
-        <w:t>3</w:t>
-      </w:r>
-      <w:r>
-        <w:rPr>
-          <w:vertAlign w:val="superscript"/>
-          <w:lang w:val="en-US"/>
-        </w:rPr>
-        <w:t>rd</w:t>
-      </w:r>
-      <w:r>
-        <w:rPr>
-          <w:lang w:val="en-US"/>
-        </w:rPr>
-        <w:t xml:space="preserve"> option </w:t>
-      </w:r>
-    </w:p>
-    <w:p>
-      <w:pPr>
-        <w:rPr>
-          <w:lang w:val="en-US"/>
-        </w:rPr>
-      </w:pPr>
-      <w:proofErr w:type="spellStart"/>
-      <w:r>
-        <w:rPr>
-          <w:lang w:val="en-US"/>
-        </w:rPr>
-        <w:lastRenderedPageBreak/>
-        <w:t>useEffect</w:t>
-      </w:r>
-      <w:proofErr w:type="spellEnd"/>
-      <w:r>
-        <w:rPr>
-          <w:lang w:val="en-US"/>
-        </w:rPr>
-        <w:t>(</w:t>
-      </w:r>
-      <w:proofErr w:type="gramStart"/>
-      <w:r>
-        <w:rPr>
-          <w:lang w:val="en-US"/>
-        </w:rPr>
-        <w:t>callback,[</w:t>
-      </w:r>
-      <w:proofErr w:type="spellStart"/>
-      <w:r>
-        <w:rPr>
-          <w:lang w:val="en-US"/>
-        </w:rPr>
-        <w:t>state,props</w:t>
-      </w:r>
-      <w:proofErr w:type="spellEnd"/>
-      <w:proofErr w:type="gramEnd"/>
-      <w:r>
-        <w:rPr>
-          <w:lang w:val="en-US"/>
-        </w:rPr>
-        <w:t>]);</w:t>
-      </w:r>
-      <w:r>
-        <w:rPr>
-          <w:lang w:val="en-US"/>
-        </w:rPr>
-        <w:tab/>
-      </w:r>
-      <w:proofErr w:type="gramStart"/>
-      <w:r>
-        <w:rPr>
-          <w:lang w:val="en-US"/>
-        </w:rPr>
-        <w:t>there</w:t>
-      </w:r>
-      <w:proofErr w:type="gramEnd"/>
-      <w:r>
-        <w:rPr>
-          <w:lang w:val="en-US"/>
-        </w:rPr>
-        <w:t xml:space="preserve"> dependencies are state or props. </w:t>
+        <w:t xml:space="preserve"> react-with-props </w:t>
       </w:r>
     </w:p>
     <w:p>
@@ -1466,6 +1054,184 @@
     </w:lvl>
   </w:abstractNum>
   <w:abstractNum w:abstractNumId="4" w15:restartNumberingAfterBreak="0">
+    <w:nsid w:val="4DD70548"/>
+    <w:multiLevelType w:val="hybridMultilevel"/>
+    <w:tmpl w:val="4536A576"/>
+    <w:lvl w:ilvl="0" w:tplc="4009000F">
+      <w:start w:val="1"/>
+      <w:numFmt w:val="decimal"/>
+      <w:lvlText w:val="%1."/>
+      <w:lvlJc w:val="left"/>
+      <w:pPr>
+        <w:ind w:left="720" w:hanging="360"/>
+      </w:pPr>
+      <w:rPr>
+        <w:rFonts w:hint="default"/>
+      </w:rPr>
+    </w:lvl>
+    <w:lvl w:ilvl="1" w:tplc="40090019" w:tentative="1">
+      <w:start w:val="1"/>
+      <w:numFmt w:val="lowerLetter"/>
+      <w:lvlText w:val="%2."/>
+      <w:lvlJc w:val="left"/>
+      <w:pPr>
+        <w:ind w:left="1440" w:hanging="360"/>
+      </w:pPr>
+    </w:lvl>
+    <w:lvl w:ilvl="2" w:tplc="4009001B" w:tentative="1">
+      <w:start w:val="1"/>
+      <w:numFmt w:val="lowerRoman"/>
+      <w:lvlText w:val="%3."/>
+      <w:lvlJc w:val="right"/>
+      <w:pPr>
+        <w:ind w:left="2160" w:hanging="180"/>
+      </w:pPr>
+    </w:lvl>
+    <w:lvl w:ilvl="3" w:tplc="4009000F" w:tentative="1">
+      <w:start w:val="1"/>
+      <w:numFmt w:val="decimal"/>
+      <w:lvlText w:val="%4."/>
+      <w:lvlJc w:val="left"/>
+      <w:pPr>
+        <w:ind w:left="2880" w:hanging="360"/>
+      </w:pPr>
+    </w:lvl>
+    <w:lvl w:ilvl="4" w:tplc="40090019" w:tentative="1">
+      <w:start w:val="1"/>
+      <w:numFmt w:val="lowerLetter"/>
+      <w:lvlText w:val="%5."/>
+      <w:lvlJc w:val="left"/>
+      <w:pPr>
+        <w:ind w:left="3600" w:hanging="360"/>
+      </w:pPr>
+    </w:lvl>
+    <w:lvl w:ilvl="5" w:tplc="4009001B" w:tentative="1">
+      <w:start w:val="1"/>
+      <w:numFmt w:val="lowerRoman"/>
+      <w:lvlText w:val="%6."/>
+      <w:lvlJc w:val="right"/>
+      <w:pPr>
+        <w:ind w:left="4320" w:hanging="180"/>
+      </w:pPr>
+    </w:lvl>
+    <w:lvl w:ilvl="6" w:tplc="4009000F" w:tentative="1">
+      <w:start w:val="1"/>
+      <w:numFmt w:val="decimal"/>
+      <w:lvlText w:val="%7."/>
+      <w:lvlJc w:val="left"/>
+      <w:pPr>
+        <w:ind w:left="5040" w:hanging="360"/>
+      </w:pPr>
+    </w:lvl>
+    <w:lvl w:ilvl="7" w:tplc="40090019" w:tentative="1">
+      <w:start w:val="1"/>
+      <w:numFmt w:val="lowerLetter"/>
+      <w:lvlText w:val="%8."/>
+      <w:lvlJc w:val="left"/>
+      <w:pPr>
+        <w:ind w:left="5760" w:hanging="360"/>
+      </w:pPr>
+    </w:lvl>
+    <w:lvl w:ilvl="8" w:tplc="4009001B" w:tentative="1">
+      <w:start w:val="1"/>
+      <w:numFmt w:val="lowerRoman"/>
+      <w:lvlText w:val="%9."/>
+      <w:lvlJc w:val="right"/>
+      <w:pPr>
+        <w:ind w:left="6480" w:hanging="180"/>
+      </w:pPr>
+    </w:lvl>
+  </w:abstractNum>
+  <w:abstractNum w:abstractNumId="5" w15:restartNumberingAfterBreak="0">
+    <w:nsid w:val="52CC1170"/>
+    <w:multiLevelType w:val="hybridMultilevel"/>
+    <w:tmpl w:val="2FB6B1A4"/>
+    <w:lvl w:ilvl="0" w:tplc="70DACCE6">
+      <w:start w:val="1"/>
+      <w:numFmt w:val="decimal"/>
+      <w:lvlText w:val="%1."/>
+      <w:lvlJc w:val="left"/>
+      <w:pPr>
+        <w:ind w:left="1080" w:hanging="360"/>
+      </w:pPr>
+      <w:rPr>
+        <w:rFonts w:hint="default"/>
+      </w:rPr>
+    </w:lvl>
+    <w:lvl w:ilvl="1" w:tplc="40090019" w:tentative="1">
+      <w:start w:val="1"/>
+      <w:numFmt w:val="lowerLetter"/>
+      <w:lvlText w:val="%2."/>
+      <w:lvlJc w:val="left"/>
+      <w:pPr>
+        <w:ind w:left="1800" w:hanging="360"/>
+      </w:pPr>
+    </w:lvl>
+    <w:lvl w:ilvl="2" w:tplc="4009001B" w:tentative="1">
+      <w:start w:val="1"/>
+      <w:numFmt w:val="lowerRoman"/>
+      <w:lvlText w:val="%3."/>
+      <w:lvlJc w:val="right"/>
+      <w:pPr>
+        <w:ind w:left="2520" w:hanging="180"/>
+      </w:pPr>
+    </w:lvl>
+    <w:lvl w:ilvl="3" w:tplc="4009000F" w:tentative="1">
+      <w:start w:val="1"/>
+      <w:numFmt w:val="decimal"/>
+      <w:lvlText w:val="%4."/>
+      <w:lvlJc w:val="left"/>
+      <w:pPr>
+        <w:ind w:left="3240" w:hanging="360"/>
+      </w:pPr>
+    </w:lvl>
+    <w:lvl w:ilvl="4" w:tplc="40090019" w:tentative="1">
+      <w:start w:val="1"/>
+      <w:numFmt w:val="lowerLetter"/>
+      <w:lvlText w:val="%5."/>
+      <w:lvlJc w:val="left"/>
+      <w:pPr>
+        <w:ind w:left="3960" w:hanging="360"/>
+      </w:pPr>
+    </w:lvl>
+    <w:lvl w:ilvl="5" w:tplc="4009001B" w:tentative="1">
+      <w:start w:val="1"/>
+      <w:numFmt w:val="lowerRoman"/>
+      <w:lvlText w:val="%6."/>
+      <w:lvlJc w:val="right"/>
+      <w:pPr>
+        <w:ind w:left="4680" w:hanging="180"/>
+      </w:pPr>
+    </w:lvl>
+    <w:lvl w:ilvl="6" w:tplc="4009000F" w:tentative="1">
+      <w:start w:val="1"/>
+      <w:numFmt w:val="decimal"/>
+      <w:lvlText w:val="%7."/>
+      <w:lvlJc w:val="left"/>
+      <w:pPr>
+        <w:ind w:left="5400" w:hanging="360"/>
+      </w:pPr>
+    </w:lvl>
+    <w:lvl w:ilvl="7" w:tplc="40090019" w:tentative="1">
+      <w:start w:val="1"/>
+      <w:numFmt w:val="lowerLetter"/>
+      <w:lvlText w:val="%8."/>
+      <w:lvlJc w:val="left"/>
+      <w:pPr>
+        <w:ind w:left="6120" w:hanging="360"/>
+      </w:pPr>
+    </w:lvl>
+    <w:lvl w:ilvl="8" w:tplc="4009001B" w:tentative="1">
+      <w:start w:val="1"/>
+      <w:numFmt w:val="lowerRoman"/>
+      <w:lvlText w:val="%9."/>
+      <w:lvlJc w:val="right"/>
+      <w:pPr>
+        <w:ind w:left="6840" w:hanging="180"/>
+      </w:pPr>
+    </w:lvl>
+  </w:abstractNum>
+  <w:abstractNum w:abstractNumId="6" w15:restartNumberingAfterBreak="0">
     <w:nsid w:val="566E7F66"/>
     <w:multiLevelType w:val="hybridMultilevel"/>
     <w:tmpl w:val="40E4C6D4"/>
@@ -1554,7 +1320,7 @@
       </w:pPr>
     </w:lvl>
   </w:abstractNum>
-  <w:abstractNum w:abstractNumId="5" w15:restartNumberingAfterBreak="0">
+  <w:abstractNum w:abstractNumId="7" w15:restartNumberingAfterBreak="0">
     <w:nsid w:val="5FC70DBF"/>
     <w:multiLevelType w:val="hybridMultilevel"/>
     <w:tmpl w:val="FC06358E"/>
@@ -1643,7 +1409,7 @@
       </w:pPr>
     </w:lvl>
   </w:abstractNum>
-  <w:abstractNum w:abstractNumId="6" w15:restartNumberingAfterBreak="0">
+  <w:abstractNum w:abstractNumId="8" w15:restartNumberingAfterBreak="0">
     <w:nsid w:val="68695C28"/>
     <w:multiLevelType w:val="hybridMultilevel"/>
     <w:tmpl w:val="49A008B8"/>
@@ -1756,7 +1522,7 @@
       </w:rPr>
     </w:lvl>
   </w:abstractNum>
-  <w:abstractNum w:abstractNumId="7" w15:restartNumberingAfterBreak="0">
+  <w:abstractNum w:abstractNumId="9" w15:restartNumberingAfterBreak="0">
     <w:nsid w:val="6EDB1E5C"/>
     <w:multiLevelType w:val="hybridMultilevel"/>
     <w:tmpl w:val="03DED4E0"/>
@@ -1845,7 +1611,7 @@
       </w:pPr>
     </w:lvl>
   </w:abstractNum>
-  <w:abstractNum w:abstractNumId="8" w15:restartNumberingAfterBreak="0">
+  <w:abstractNum w:abstractNumId="10" w15:restartNumberingAfterBreak="0">
     <w:nsid w:val="71EA796B"/>
     <w:multiLevelType w:val="hybridMultilevel"/>
     <w:tmpl w:val="AE64CEC6"/>
@@ -1938,7 +1704,7 @@
     <w:abstractNumId w:val="2"/>
   </w:num>
   <w:num w:numId="2" w16cid:durableId="1177380636">
-    <w:abstractNumId w:val="6"/>
+    <w:abstractNumId w:val="8"/>
   </w:num>
   <w:num w:numId="3" w16cid:durableId="1826503927">
     <w:abstractNumId w:val="3"/>
@@ -1947,19 +1713,25 @@
     <w:abstractNumId w:val="0"/>
   </w:num>
   <w:num w:numId="5" w16cid:durableId="798959201">
-    <w:abstractNumId w:val="4"/>
+    <w:abstractNumId w:val="6"/>
   </w:num>
   <w:num w:numId="6" w16cid:durableId="1971091592">
-    <w:abstractNumId w:val="8"/>
+    <w:abstractNumId w:val="10"/>
   </w:num>
   <w:num w:numId="7" w16cid:durableId="1719546661">
     <w:abstractNumId w:val="1"/>
   </w:num>
   <w:num w:numId="8" w16cid:durableId="2018730643">
-    <w:abstractNumId w:val="5"/>
+    <w:abstractNumId w:val="7"/>
   </w:num>
   <w:num w:numId="9" w16cid:durableId="533077256">
-    <w:abstractNumId w:val="7"/>
+    <w:abstractNumId w:val="9"/>
+  </w:num>
+  <w:num w:numId="10" w16cid:durableId="535167022">
+    <w:abstractNumId w:val="4"/>
+  </w:num>
+  <w:num w:numId="11" w16cid:durableId="209073830">
+    <w:abstractNumId w:val="5"/>
   </w:num>
 </w:numbering>
 </file>
